--- a/docs/毕业设计/Word版/05-用户手册与部署说明.docx
+++ b/docs/毕业设计/Word版/05-用户手册与部署说明.docx
@@ -3311,6 +3311,33 @@
         <w:t>。</w:t>
       </w:r>
     </w:p>
+    <w:p>
+      <w:pPr>
+        <w:spacing w:before="240"/>
+      </w:pPr>
+      <w:r>
+        <w:rPr>
+          <w:rFonts w:ascii="黑体" w:hAnsi="黑体" w:eastAsia="黑体"/>
+          <w:b/>
+          <w:sz w:val="30"/>
+        </w:rPr>
+        <w:t>个人题库扩充与导入（2026-10-27）</w:t>
+      </w:r>
+    </w:p>
+    <w:p>
+      <w:pPr>
+        <w:spacing w:line="360" w:lineRule="auto" w:after="80"/>
+        <w:ind w:firstLine="420"/>
+      </w:pPr>
+      <w:r>
+        <w:rPr>
+          <w:rFonts w:ascii="宋体" w:hAnsi="宋体" w:eastAsia="宋体"/>
+          <w:b w:val="0"/>
+          <w:sz w:val="24"/>
+        </w:rPr>
+        <w:t>当前三个岗位共 213 题：Java 后端 72、Python/算法 70、Web 前端 71。在知识库页面可下载当前岗位 JSON 模板、选择文件或粘贴 JSON、预览校验后保存。输入包含题干、类型、难度、关键词、考察点、回答思路、参考材料与可选来源链接。系统只追加且自动去重，保存前备份，导入参考材料立即进入 BM25 检索，不需要管理员。面试历史和成长曲线保持独立。详细字段和故障处理见 [题库导入说明](../题库导入说明.md)。</w:t>
+      </w:r>
+    </w:p>
     <w:sectPr>
       <w:footerReference w:type="default" r:id="rId9"/>
       <w:pgSz w:w="12240" w:h="15840"/>
